--- a/build/reference.docx
+++ b/build/reference.docx
@@ -583,6 +583,9 @@
     <w:basedOn w:val="BodyText"/>
     <w:next w:val="BodyText"/>
     <w:qFormat/>
+    <w:pPr>
+      <w:keepNext/>
+    </w:pPr>
   </w:style>
   <w:style w:type="paragraph" w:customStyle="1" w:styleId="Compact">
     <w:name w:val="Compact"/>
@@ -704,6 +707,7 @@
       <w:spacing w:before="0" w:after="120"/>
       <w:outlineLvl w:val="0"/>
       <w:pageBreakBefore/>
+      <w:keepNext/>
     </w:pPr>
     <w:rPr>
       <w:rFonts w:asciiTheme="majorHAnsi" w:eastAsiaTheme="majorEastAsia" w:hAnsiTheme="majorHAnsi" w:cstheme="majorBidi" w:ascii="Georgia" w:hAnsi="Georgia" w:cs="Georgia" w:eastAsia="Georgia"/>
@@ -726,6 +730,7 @@
       <w:keepLines/>
       <w:spacing w:before="400" w:after="160"/>
       <w:outlineLvl w:val="1"/>
+      <w:keepNext/>
     </w:pPr>
     <w:rPr>
       <w:rFonts w:asciiTheme="majorHAnsi" w:eastAsiaTheme="majorEastAsia" w:hAnsiTheme="majorHAnsi" w:cstheme="majorBidi" w:ascii="Georgia" w:hAnsi="Georgia" w:cs="Georgia" w:eastAsia="Georgia"/>
@@ -748,6 +753,7 @@
       <w:keepLines/>
       <w:spacing w:before="200" w:after="0"/>
       <w:outlineLvl w:val="2"/>
+      <w:keepNext/>
     </w:pPr>
     <w:rPr>
       <w:rFonts w:asciiTheme="majorHAnsi" w:eastAsiaTheme="majorEastAsia" w:hAnsiTheme="majorHAnsi" w:cstheme="majorBidi"/>
@@ -891,6 +897,7 @@
     <w:pPr>
       <w:spacing w:before="100" w:after="100"/>
       <w:ind w:firstLine="0" w:left="480" w:right="480"/>
+      <w:shd w:val="clear" w:color="auto" w:fill="F3E3D3"/>
     </w:pPr>
     <w:rPr>
       <w:rFonts w:ascii="Garamond" w:hAnsi="Garamond" w:cs="Garamond" w:eastAsia="Garamond"/>

--- a/build/reference.docx
+++ b/build/reference.docx
@@ -382,7 +382,9 @@
 </w:t>
       </w:r>
     </w:p>
-    <w:sectPr/>
+    <w:sectPr>
+      <w:headerReference w:type="default" r:id="rId9"/>
+    </w:sectPr>
   </w:body>
 </w:document>
 </file>
@@ -427,6 +429,60 @@
     </w:p>
   </w:footnote>
 </w:footnotes>
+</file>
+
+<file path=word/header1.xml><?xml version="1.0" encoding="utf-8"?>
+<w:hdr xmlns:m="http://schemas.openxmlformats.org/officeDocument/2006/math" xmlns:mc="http://schemas.openxmlformats.org/markup-compatibility/2006" xmlns:mo="http://schemas.microsoft.com/office/mac/office/2008/main" xmlns:mv="urn:schemas-microsoft-com:mac:vml" xmlns:o="urn:schemas-microsoft-com:office:office" xmlns:r="http://schemas.openxmlformats.org/officeDocument/2006/relationships" xmlns:v="urn:schemas-microsoft-com:vml" xmlns:w10="urn:schemas-microsoft-com:office:word" xmlns:w14="http://schemas.microsoft.com/office/word/2010/wordml" xmlns:w="http://schemas.openxmlformats.org/wordprocessingml/2006/main" xmlns:wne="http://schemas.microsoft.com/office/word/2006/wordml" xmlns:wp14="http://schemas.microsoft.com/office/word/2010/wordprocessingDrawing" xmlns:wp="http://schemas.openxmlformats.org/drawingml/2006/wordprocessingDrawing" xmlns:wpc="http://schemas.microsoft.com/office/word/2010/wordprocessingCanvas" xmlns:wpg="http://schemas.microsoft.com/office/word/2010/wordprocessingGroup" xmlns:wpi="http://schemas.microsoft.com/office/word/2010/wordprocessingInk" xmlns:wps="http://schemas.microsoft.com/office/word/2010/wordprocessingShape" mc:Ignorable="w14 wp14">
+  <w:p>
+    <w:pPr>
+      <w:pStyle w:val="Header"/>
+    </w:pPr>
+  </w:p>
+  <w:p>
+    <w:r>
+      <w:drawing>
+        <wp:anchor distT="0" distB="0" distL="0" distR="0" simplePos="0" relativeHeight="1" behindDoc="1" locked="0" layoutInCell="1" allowOverlap="1">
+          <wp:simplePos x="0" y="0"/>
+          <wp:positionH relativeFrom="page">
+            <wp:align>center</wp:align>
+          </wp:positionH>
+          <wp:positionV relativeFrom="page">
+            <wp:align>center</wp:align>
+          </wp:positionV>
+          <wp:extent cx="3840480" cy="3840480"/>
+          <wp:wrapNone/>
+          <wp:docPr id="1001" name="Watermark"/>
+          <wp:cNvGraphicFramePr/>
+          <a:graphic xmlns:a="http://schemas.openxmlformats.org/drawingml/2006/main">
+            <a:graphicData uri="http://schemas.openxmlformats.org/drawingml/2006/picture">
+              <pic:pic xmlns:pic="http://schemas.openxmlformats.org/drawingml/2006/picture">
+                <pic:nvPicPr>
+                  <pic:cNvPr id="0" name="watermark-chakra.png"/>
+                  <pic:cNvPicPr/>
+                </pic:nvPicPr>
+                <pic:blipFill>
+                  <a:blip r:embed="rId1"/>
+                  <a:stretch>
+                    <a:fillRect/>
+                  </a:stretch>
+                </pic:blipFill>
+                <pic:spPr>
+                  <a:xfrm>
+                    <a:off x="0" y="0"/>
+                    <a:ext cx="3840480" cy="3840480"/>
+                  </a:xfrm>
+                  <a:prstGeom prst="rect">
+                    <a:avLst/>
+                  </a:prstGeom>
+                </pic:spPr>
+              </pic:pic>
+            </a:graphicData>
+          </a:graphic>
+        </wp:anchor>
+      </w:drawing>
+    </w:r>
+  </w:p>
+</w:hdr>
 </file>
 
 <file path=word/numbering.xml><?xml version="1.0" encoding="utf-8"?>

--- a/build/reference.docx
+++ b/build/reference.docx
@@ -449,7 +449,7 @@
           <wp:positionV relativeFrom="page">
             <wp:align>center</wp:align>
           </wp:positionV>
-          <wp:extent cx="3840480" cy="3840480"/>
+          <wp:extent cx="5486400" cy="7053942"/>
           <wp:wrapNone/>
           <wp:docPr id="1001" name="Watermark"/>
           <wp:cNvGraphicFramePr/>
@@ -457,7 +457,7 @@
             <a:graphicData uri="http://schemas.openxmlformats.org/drawingml/2006/picture">
               <pic:pic xmlns:pic="http://schemas.openxmlformats.org/drawingml/2006/picture">
                 <pic:nvPicPr>
-                  <pic:cNvPr id="0" name="watermark-chakra.png"/>
+                  <pic:cNvPr id="0" name="page-watermark.png"/>
                   <pic:cNvPicPr/>
                 </pic:nvPicPr>
                 <pic:blipFill>
@@ -469,7 +469,7 @@
                 <pic:spPr>
                   <a:xfrm>
                     <a:off x="0" y="0"/>
-                    <a:ext cx="3840480" cy="3840480"/>
+                    <a:ext cx="5486400" cy="7053942"/>
                   </a:xfrm>
                   <a:prstGeom prst="rect">
                     <a:avLst/>

--- a/build/reference.docx
+++ b/build/reference.docx
@@ -382,9 +382,7 @@
 </w:t>
       </w:r>
     </w:p>
-    <w:sectPr>
-      <w:headerReference w:type="default" r:id="rId9"/>
-    </w:sectPr>
+    <w:sectPr/>
   </w:body>
 </w:document>
 </file>
@@ -429,60 +427,6 @@
     </w:p>
   </w:footnote>
 </w:footnotes>
-</file>
-
-<file path=word/header1.xml><?xml version="1.0" encoding="utf-8"?>
-<w:hdr xmlns:m="http://schemas.openxmlformats.org/officeDocument/2006/math" xmlns:mc="http://schemas.openxmlformats.org/markup-compatibility/2006" xmlns:mo="http://schemas.microsoft.com/office/mac/office/2008/main" xmlns:mv="urn:schemas-microsoft-com:mac:vml" xmlns:o="urn:schemas-microsoft-com:office:office" xmlns:r="http://schemas.openxmlformats.org/officeDocument/2006/relationships" xmlns:v="urn:schemas-microsoft-com:vml" xmlns:w10="urn:schemas-microsoft-com:office:word" xmlns:w14="http://schemas.microsoft.com/office/word/2010/wordml" xmlns:w="http://schemas.openxmlformats.org/wordprocessingml/2006/main" xmlns:wne="http://schemas.microsoft.com/office/word/2006/wordml" xmlns:wp14="http://schemas.microsoft.com/office/word/2010/wordprocessingDrawing" xmlns:wp="http://schemas.openxmlformats.org/drawingml/2006/wordprocessingDrawing" xmlns:wpc="http://schemas.microsoft.com/office/word/2010/wordprocessingCanvas" xmlns:wpg="http://schemas.microsoft.com/office/word/2010/wordprocessingGroup" xmlns:wpi="http://schemas.microsoft.com/office/word/2010/wordprocessingInk" xmlns:wps="http://schemas.microsoft.com/office/word/2010/wordprocessingShape" mc:Ignorable="w14 wp14">
-  <w:p>
-    <w:pPr>
-      <w:pStyle w:val="Header"/>
-    </w:pPr>
-  </w:p>
-  <w:p>
-    <w:r>
-      <w:drawing>
-        <wp:anchor distT="0" distB="0" distL="0" distR="0" simplePos="0" relativeHeight="1" behindDoc="1" locked="0" layoutInCell="1" allowOverlap="1">
-          <wp:simplePos x="0" y="0"/>
-          <wp:positionH relativeFrom="page">
-            <wp:align>center</wp:align>
-          </wp:positionH>
-          <wp:positionV relativeFrom="page">
-            <wp:align>center</wp:align>
-          </wp:positionV>
-          <wp:extent cx="5486400" cy="7053942"/>
-          <wp:wrapNone/>
-          <wp:docPr id="1001" name="Watermark"/>
-          <wp:cNvGraphicFramePr/>
-          <a:graphic xmlns:a="http://schemas.openxmlformats.org/drawingml/2006/main">
-            <a:graphicData uri="http://schemas.openxmlformats.org/drawingml/2006/picture">
-              <pic:pic xmlns:pic="http://schemas.openxmlformats.org/drawingml/2006/picture">
-                <pic:nvPicPr>
-                  <pic:cNvPr id="0" name="page-watermark.png"/>
-                  <pic:cNvPicPr/>
-                </pic:nvPicPr>
-                <pic:blipFill>
-                  <a:blip r:embed="rId1"/>
-                  <a:stretch>
-                    <a:fillRect/>
-                  </a:stretch>
-                </pic:blipFill>
-                <pic:spPr>
-                  <a:xfrm>
-                    <a:off x="0" y="0"/>
-                    <a:ext cx="5486400" cy="7053942"/>
-                  </a:xfrm>
-                  <a:prstGeom prst="rect">
-                    <a:avLst/>
-                  </a:prstGeom>
-                </pic:spPr>
-              </pic:pic>
-            </a:graphicData>
-          </a:graphic>
-        </wp:anchor>
-      </w:drawing>
-    </w:r>
-  </w:p>
-</w:hdr>
 </file>
 
 <file path=word/numbering.xml><?xml version="1.0" encoding="utf-8"?>
